--- a/Project-Name.docx
+++ b/Project-Name.docx
@@ -27,10 +27,20 @@
     </w:p>
     <w:p>
       <w:r>
-        <w:t>.</w:t>
-      </w:r>
-    </w:p>
-    <w:p>
+        <w:t>1-Mohamed Yosry</w:t>
+      </w:r>
+      <w:r>
+        <w:br/>
+        <w:t>2-Marwan Mohamed</w:t>
+      </w:r>
+      <w:r>
+        <w:br/>
+        <w:t>3-Abdelrahman Ahmed</w:t>
+      </w:r>
+      <w:r>
+        <w:br/>
+        <w:t>4-Mohamed Nasr</w:t>
+      </w:r>
       <w:r>
         <w:pict w14:anchorId="7B5340E7">
           <v:rect id="_x0000_i1025" style="width:0;height:3pt" o:hralign="center" o:hrstd="t" o:hr="t" fillcolor="#a0a0a0" stroked="f"/>
@@ -40,57 +50,68 @@
     <w:p>
       <w:pPr>
         <w:rPr>
+          <w:rFonts w:hint="cs"/>
+          <w:rtl/>
+          <w:lang w:bidi="ar-EG"/>
+        </w:rPr>
+      </w:pPr>
+      <w:r>
+        <w:rPr>
           <w:b/>
           <w:bCs/>
         </w:rPr>
-      </w:pPr>
+        <w:t>Project Idea</w:t>
+      </w:r>
       <w:r>
         <w:rPr>
           <w:b/>
           <w:bCs/>
         </w:rPr>
-        <w:t>Project Idea</w:t>
+        <w:br/>
+      </w:r>
+      <w:r>
+        <w:rPr>
+          <w:lang w:bidi="ar-EG"/>
+        </w:rPr>
+        <w:t>Online Education Platform</w:t>
       </w:r>
     </w:p>
     <w:p>
       <w:r>
         <w:pict w14:anchorId="43EDE3AA">
-          <v:rect id="_x0000_i1026" style="width:0;height:3pt" o:hralign="center" o:hrstd="t" o:hr="t" fillcolor="#a0a0a0" stroked="f"/>
+          <v:rect id="_x0000_i1036" style="width:0;height:3pt" o:hralign="center" o:hrstd="t" o:hr="t" fillcolor="#a0a0a0" stroked="f"/>
         </w:pict>
       </w:r>
     </w:p>
     <w:p>
-      <w:pPr>
-        <w:rPr>
-          <w:b/>
-          <w:bCs/>
-        </w:rPr>
-      </w:pPr>
-      <w:r>
-        <w:rPr>
-          <w:b/>
-          <w:bCs/>
-        </w:rPr>
-        <w:t>Team Members (</w:t>
-      </w:r>
-      <w:proofErr w:type="spellStart"/>
-      <w:r>
-        <w:rPr>
-          <w:b/>
-          <w:bCs/>
-        </w:rPr>
-        <w:t>pentaRae</w:t>
-      </w:r>
-      <w:proofErr w:type="spellEnd"/>
-      <w:r>
-        <w:rPr>
-          <w:b/>
-          <w:bCs/>
-        </w:rPr>
-        <w:t>)</w:t>
-      </w:r>
-    </w:p>
-    <w:p>
+      <w:r>
+        <w:t>Team Members (pentaRae)</w:t>
+      </w:r>
+      <w:r>
+        <w:rPr>
+          <w:rtl/>
+          <w:lang w:bidi="ar-EG"/>
+        </w:rPr>
+        <w:br/>
+      </w:r>
+      <w:r>
+        <w:t>Mohamed Yosry</w:t>
+      </w:r>
+      <w:r>
+        <w:br/>
+        <w:t>Marwan Mohamed</w:t>
+      </w:r>
+      <w:r>
+        <w:br/>
+        <w:t>Abdelrahman Ahmed</w:t>
+      </w:r>
+      <w:r>
+        <w:br/>
+        <w:t>Mohamed Nasr</w:t>
+      </w:r>
+      <w:r>
+        <w:t xml:space="preserve"> </w:t>
+      </w:r>
       <w:r>
         <w:pict w14:anchorId="1843D371">
           <v:rect id="_x0000_i1027" style="width:0;height:3pt" o:hralign="center" o:hrstd="t" o:hr="t" fillcolor="#a0a0a0" stroked="f"/>
@@ -243,18 +264,16 @@
       </w:r>
     </w:p>
     <w:p>
-      <w:pPr>
-        <w:rPr>
-          <w:b/>
-          <w:bCs/>
-        </w:rPr>
-      </w:pPr>
-      <w:r>
-        <w:rPr>
-          <w:b/>
-          <w:bCs/>
-        </w:rPr>
+      <w:r>
         <w:t>Roles &amp; Responsibilities</w:t>
+      </w:r>
+      <w:r>
+        <w:br/>
+        <w:t>Front-End: Mohamed yosry , Marwan Mohamed.</w:t>
+      </w:r>
+      <w:r>
+        <w:br/>
+        <w:t xml:space="preserve">Back-End: Abdelrahman Ahmed, Mohamed Nasr </w:t>
       </w:r>
     </w:p>
     <w:p>
@@ -374,27 +393,9 @@
       </w:r>
     </w:p>
     <w:p>
-      <w:pPr>
-        <w:rPr>
-          <w:b/>
-          <w:bCs/>
-        </w:rPr>
-      </w:pPr>
-      <w:r>
-        <w:rPr>
-          <w:b/>
-          <w:bCs/>
-        </w:rPr>
-        <w:t>*</w:t>
-      </w:r>
-    </w:p>
-    <w:p>
-      <w:pPr>
-        <w:rPr>
-          <w:b/>
-          <w:bCs/>
-        </w:rPr>
-      </w:pPr>
+      <w:r>
+        <w:t>Hesham Mohamed.</w:t>
+      </w:r>
     </w:p>
     <w:p>
       <w:r>
@@ -2162,7 +2163,6 @@
   <w:style w:type="character" w:default="1" w:styleId="DefaultParagraphFont">
     <w:name w:val="Default Paragraph Font"/>
     <w:uiPriority w:val="1"/>
-    <w:semiHidden/>
     <w:unhideWhenUsed/>
   </w:style>
   <w:style w:type="table" w:default="1" w:styleId="TableNormal">
